--- a/reports/KT07.docx
+++ b/reports/KT07.docx
@@ -768,7 +768,111 @@
           <w:b/>
           <w:sz w:val="28"/>
         </w:rPr>
-        <w:t>8. Скриншоты</w:t>
+        <w:t>8. Remediation: Hub + 2 Nodes + parallel (2026-10-10)</w:t>
+      </w:r>
+    </w:p>
+    <w:p>
+      <w:pPr>
+        <w:spacing w:after="120" w:line="276" w:lineRule="auto"/>
+      </w:pPr>
+      <w:r>
+        <w:rPr>
+          <w:rFonts w:ascii="Times New Roman" w:hAnsi="Times New Roman" w:eastAsia="Times New Roman"/>
+          <w:b w:val="0"/>
+          <w:sz w:val="24"/>
+        </w:rPr>
+        <w:t>Добавлен режим Hub + Node A (:5556) + Node B (:5557). Статус Grid: ready=true, nodes=2. Multi-browser suite Chrome+Firefox: 4 passed in 7.72s. Параллельный proof: simultaneous Chrome+Firefox Remote-сессии с пересечением hold-интервалов (parallel_overlap=true).</w:t>
+      </w:r>
+    </w:p>
+    <w:p>
+      <w:pPr>
+        <w:spacing w:after="0" w:before="0"/>
+      </w:pPr>
+      <w:r>
+        <w:rPr>
+          <w:rFonts w:ascii="Consolas" w:hAnsi="Consolas" w:eastAsia="Consolas"/>
+          <w:b w:val="0"/>
+          <w:sz w:val="18"/>
+        </w:rPr>
+        <w:t>.\selenium\grid\start_hub_multi_node.ps1</w:t>
+      </w:r>
+    </w:p>
+    <w:p>
+      <w:pPr>
+        <w:spacing w:after="0" w:before="0"/>
+      </w:pPr>
+      <w:r>
+        <w:rPr>
+          <w:rFonts w:ascii="Consolas" w:hAnsi="Consolas" w:eastAsia="Consolas"/>
+          <w:b w:val="0"/>
+          <w:sz w:val="18"/>
+        </w:rPr>
+        <w:t>.\.venv\Scripts\python.exe -m pytest selenium\tests\test_kt07_multi_node.py -v --grid-url=http://127.0.0.1:4444</w:t>
+      </w:r>
+    </w:p>
+    <w:p>
+      <w:pPr>
+        <w:spacing w:after="0" w:before="0"/>
+      </w:pPr>
+      <w:r>
+        <w:rPr>
+          <w:rFonts w:ascii="Consolas" w:hAnsi="Consolas" w:eastAsia="Consolas"/>
+          <w:b w:val="0"/>
+          <w:sz w:val="18"/>
+        </w:rPr>
+        <w:t>.\.venv\Scripts\python.exe scripts\run_kt07_parallel_proof.py</w:t>
+      </w:r>
+    </w:p>
+    <w:p>
+      <w:pPr>
+        <w:spacing w:after="0" w:before="0"/>
+      </w:pPr>
+      <w:r>
+        <w:rPr>
+          <w:rFonts w:ascii="Consolas" w:hAnsi="Consolas" w:eastAsia="Consolas"/>
+          <w:b w:val="0"/>
+          <w:sz w:val="18"/>
+        </w:rPr>
+        <w:t>.\selenium\grid\stop_grid.ps1</w:t>
+      </w:r>
+    </w:p>
+    <w:p>
+      <w:pPr>
+        <w:spacing w:after="0" w:before="0"/>
+      </w:pPr>
+      <w:r>
+        <w:rPr>
+          <w:rFonts w:ascii="Consolas" w:hAnsi="Consolas" w:eastAsia="Consolas"/>
+          <w:b w:val="0"/>
+          <w:sz w:val="18"/>
+        </w:rPr>
+        <w:t>============================== 4 passed in 7.72s ==============================</w:t>
+      </w:r>
+    </w:p>
+    <w:p>
+      <w:pPr>
+        <w:spacing w:after="0" w:before="0"/>
+      </w:pPr>
+      <w:r>
+        <w:rPr>
+          <w:rFonts w:ascii="Consolas" w:hAnsi="Consolas" w:eastAsia="Consolas"/>
+          <w:b w:val="0"/>
+          <w:sz w:val="18"/>
+        </w:rPr>
+        <w:t>parallel_overlap=true (Chrome hold ∩ Firefox hold)</w:t>
+      </w:r>
+    </w:p>
+    <w:p>
+      <w:pPr>
+        <w:pStyle w:val="Heading1"/>
+      </w:pPr>
+      <w:r>
+        <w:rPr>
+          <w:rFonts w:ascii="Times New Roman" w:hAnsi="Times New Roman" w:eastAsia="Times New Roman"/>
+          <w:b/>
+          <w:sz w:val="28"/>
+        </w:rPr>
+        <w:t>9. Скриншоты — исторический Standalone</w:t>
       </w:r>
     </w:p>
     <w:p>
@@ -1222,7 +1326,314 @@
           <w:b/>
           <w:sz w:val="28"/>
         </w:rPr>
-        <w:t>9. Заключение</w:t>
+        <w:t>10. Скриншоты — multi-node / parallel</w:t>
+      </w:r>
+    </w:p>
+    <w:p>
+      <w:r>
+        <w:drawing>
+          <wp:inline xmlns:a="http://schemas.openxmlformats.org/drawingml/2006/main" xmlns:pic="http://schemas.openxmlformats.org/drawingml/2006/picture">
+            <wp:extent cx="4320000" cy="2650058"/>
+            <wp:docPr id="10" name="Picture 10"/>
+            <wp:cNvGraphicFramePr>
+              <a:graphicFrameLocks noChangeAspect="1"/>
+            </wp:cNvGraphicFramePr>
+            <a:graphic>
+              <a:graphicData uri="http://schemas.openxmlformats.org/drawingml/2006/picture">
+                <pic:pic>
+                  <pic:nvPicPr>
+                    <pic:cNvPr id="0" name="01_remote_session_blank.png"/>
+                    <pic:cNvPicPr/>
+                  </pic:nvPicPr>
+                  <pic:blipFill>
+                    <a:blip r:embed="rId9"/>
+                    <a:stretch>
+                      <a:fillRect/>
+                    </a:stretch>
+                  </pic:blipFill>
+                  <pic:spPr>
+                    <a:xfrm>
+                      <a:off x="0" y="0"/>
+                      <a:ext cx="4320000" cy="2650058"/>
+                    </a:xfrm>
+                    <a:prstGeom prst="rect"/>
+                  </pic:spPr>
+                </pic:pic>
+              </a:graphicData>
+            </a:graphic>
+          </wp:inline>
+        </w:drawing>
+      </w:r>
+    </w:p>
+    <w:p>
+      <w:pPr>
+        <w:jc w:val="center"/>
+      </w:pPr>
+      <w:r>
+        <w:rPr>
+          <w:rFonts w:ascii="Times New Roman" w:hAnsi="Times New Roman" w:eastAsia="Times New Roman"/>
+          <w:b w:val="0"/>
+          <w:sz w:val="22"/>
+        </w:rPr>
+        <w:t>Рисунок 10 — Multi-node Chrome session</w:t>
+      </w:r>
+    </w:p>
+    <w:p>
+      <w:r>
+        <w:drawing>
+          <wp:inline xmlns:a="http://schemas.openxmlformats.org/drawingml/2006/main" xmlns:pic="http://schemas.openxmlformats.org/drawingml/2006/picture">
+            <wp:extent cx="4320000" cy="2831098"/>
+            <wp:docPr id="11" name="Picture 11"/>
+            <wp:cNvGraphicFramePr>
+              <a:graphicFrameLocks noChangeAspect="1"/>
+            </wp:cNvGraphicFramePr>
+            <a:graphic>
+              <a:graphicData uri="http://schemas.openxmlformats.org/drawingml/2006/picture">
+                <pic:pic>
+                  <pic:nvPicPr>
+                    <pic:cNvPr id="0" name="firefox_01_session.png"/>
+                    <pic:cNvPicPr/>
+                  </pic:nvPicPr>
+                  <pic:blipFill>
+                    <a:blip r:embed="rId18"/>
+                    <a:stretch>
+                      <a:fillRect/>
+                    </a:stretch>
+                  </pic:blipFill>
+                  <pic:spPr>
+                    <a:xfrm>
+                      <a:off x="0" y="0"/>
+                      <a:ext cx="4320000" cy="2831098"/>
+                    </a:xfrm>
+                    <a:prstGeom prst="rect"/>
+                  </pic:spPr>
+                </pic:pic>
+              </a:graphicData>
+            </a:graphic>
+          </wp:inline>
+        </w:drawing>
+      </w:r>
+    </w:p>
+    <w:p>
+      <w:pPr>
+        <w:jc w:val="center"/>
+      </w:pPr>
+      <w:r>
+        <w:rPr>
+          <w:rFonts w:ascii="Times New Roman" w:hAnsi="Times New Roman" w:eastAsia="Times New Roman"/>
+          <w:b w:val="0"/>
+          <w:sz w:val="22"/>
+        </w:rPr>
+        <w:t>Рисунок 11 — Multi-node Firefox session</w:t>
+      </w:r>
+    </w:p>
+    <w:p>
+      <w:r>
+        <w:drawing>
+          <wp:inline xmlns:a="http://schemas.openxmlformats.org/drawingml/2006/main" xmlns:pic="http://schemas.openxmlformats.org/drawingml/2006/picture">
+            <wp:extent cx="4320000" cy="2650058"/>
+            <wp:docPr id="12" name="Picture 12"/>
+            <wp:cNvGraphicFramePr>
+              <a:graphicFrameLocks noChangeAspect="1"/>
+            </wp:cNvGraphicFramePr>
+            <a:graphic>
+              <a:graphicData uri="http://schemas.openxmlformats.org/drawingml/2006/picture">
+                <pic:pic>
+                  <pic:nvPicPr>
+                    <pic:cNvPr id="0" name="02_navigate_title.png"/>
+                    <pic:cNvPicPr/>
+                  </pic:nvPicPr>
+                  <pic:blipFill>
+                    <a:blip r:embed="rId10"/>
+                    <a:stretch>
+                      <a:fillRect/>
+                    </a:stretch>
+                  </pic:blipFill>
+                  <pic:spPr>
+                    <a:xfrm>
+                      <a:off x="0" y="0"/>
+                      <a:ext cx="4320000" cy="2650058"/>
+                    </a:xfrm>
+                    <a:prstGeom prst="rect"/>
+                  </pic:spPr>
+                </pic:pic>
+              </a:graphicData>
+            </a:graphic>
+          </wp:inline>
+        </w:drawing>
+      </w:r>
+    </w:p>
+    <w:p>
+      <w:pPr>
+        <w:jc w:val="center"/>
+      </w:pPr>
+      <w:r>
+        <w:rPr>
+          <w:rFonts w:ascii="Times New Roman" w:hAnsi="Times New Roman" w:eastAsia="Times New Roman"/>
+          <w:b w:val="0"/>
+          <w:sz w:val="22"/>
+        </w:rPr>
+        <w:t>Рисунок 12 — Chrome fixture via Grid</w:t>
+      </w:r>
+    </w:p>
+    <w:p>
+      <w:r>
+        <w:drawing>
+          <wp:inline xmlns:a="http://schemas.openxmlformats.org/drawingml/2006/main" xmlns:pic="http://schemas.openxmlformats.org/drawingml/2006/picture">
+            <wp:extent cx="4320000" cy="2831098"/>
+            <wp:docPr id="13" name="Picture 13"/>
+            <wp:cNvGraphicFramePr>
+              <a:graphicFrameLocks noChangeAspect="1"/>
+            </wp:cNvGraphicFramePr>
+            <a:graphic>
+              <a:graphicData uri="http://schemas.openxmlformats.org/drawingml/2006/picture">
+                <pic:pic>
+                  <pic:nvPicPr>
+                    <pic:cNvPr id="0" name="firefox_02_landing.png"/>
+                    <pic:cNvPicPr/>
+                  </pic:nvPicPr>
+                  <pic:blipFill>
+                    <a:blip r:embed="rId19"/>
+                    <a:stretch>
+                      <a:fillRect/>
+                    </a:stretch>
+                  </pic:blipFill>
+                  <pic:spPr>
+                    <a:xfrm>
+                      <a:off x="0" y="0"/>
+                      <a:ext cx="4320000" cy="2831098"/>
+                    </a:xfrm>
+                    <a:prstGeom prst="rect"/>
+                  </pic:spPr>
+                </pic:pic>
+              </a:graphicData>
+            </a:graphic>
+          </wp:inline>
+        </w:drawing>
+      </w:r>
+    </w:p>
+    <w:p>
+      <w:pPr>
+        <w:jc w:val="center"/>
+      </w:pPr>
+      <w:r>
+        <w:rPr>
+          <w:rFonts w:ascii="Times New Roman" w:hAnsi="Times New Roman" w:eastAsia="Times New Roman"/>
+          <w:b w:val="0"/>
+          <w:sz w:val="22"/>
+        </w:rPr>
+        <w:t>Рисунок 13 — Firefox fixture via Grid</w:t>
+      </w:r>
+    </w:p>
+    <w:p>
+      <w:r>
+        <w:drawing>
+          <wp:inline xmlns:a="http://schemas.openxmlformats.org/drawingml/2006/main" xmlns:pic="http://schemas.openxmlformats.org/drawingml/2006/picture">
+            <wp:extent cx="4320000" cy="2650058"/>
+            <wp:docPr id="14" name="Picture 14"/>
+            <wp:cNvGraphicFramePr>
+              <a:graphicFrameLocks noChangeAspect="1"/>
+            </wp:cNvGraphicFramePr>
+            <a:graphic>
+              <a:graphicData uri="http://schemas.openxmlformats.org/drawingml/2006/picture">
+                <pic:pic>
+                  <pic:nvPicPr>
+                    <pic:cNvPr id="0" name="02_navigate_title.png"/>
+                    <pic:cNvPicPr/>
+                  </pic:nvPicPr>
+                  <pic:blipFill>
+                    <a:blip r:embed="rId10"/>
+                    <a:stretch>
+                      <a:fillRect/>
+                    </a:stretch>
+                  </pic:blipFill>
+                  <pic:spPr>
+                    <a:xfrm>
+                      <a:off x="0" y="0"/>
+                      <a:ext cx="4320000" cy="2650058"/>
+                    </a:xfrm>
+                    <a:prstGeom prst="rect"/>
+                  </pic:spPr>
+                </pic:pic>
+              </a:graphicData>
+            </a:graphic>
+          </wp:inline>
+        </w:drawing>
+      </w:r>
+    </w:p>
+    <w:p>
+      <w:pPr>
+        <w:jc w:val="center"/>
+      </w:pPr>
+      <w:r>
+        <w:rPr>
+          <w:rFonts w:ascii="Times New Roman" w:hAnsi="Times New Roman" w:eastAsia="Times New Roman"/>
+          <w:b w:val="0"/>
+          <w:sz w:val="22"/>
+        </w:rPr>
+        <w:t>Рисунок 14 — Parallel Chrome (overlap proof)</w:t>
+      </w:r>
+    </w:p>
+    <w:p>
+      <w:r>
+        <w:drawing>
+          <wp:inline xmlns:a="http://schemas.openxmlformats.org/drawingml/2006/main" xmlns:pic="http://schemas.openxmlformats.org/drawingml/2006/picture">
+            <wp:extent cx="4320000" cy="2872125"/>
+            <wp:docPr id="15" name="Picture 15"/>
+            <wp:cNvGraphicFramePr>
+              <a:graphicFrameLocks noChangeAspect="1"/>
+            </wp:cNvGraphicFramePr>
+            <a:graphic>
+              <a:graphicData uri="http://schemas.openxmlformats.org/drawingml/2006/picture">
+                <pic:pic>
+                  <pic:nvPicPr>
+                    <pic:cNvPr id="0" name="parallel_firefox_overlap.png"/>
+                    <pic:cNvPicPr/>
+                  </pic:nvPicPr>
+                  <pic:blipFill>
+                    <a:blip r:embed="rId20"/>
+                    <a:stretch>
+                      <a:fillRect/>
+                    </a:stretch>
+                  </pic:blipFill>
+                  <pic:spPr>
+                    <a:xfrm>
+                      <a:off x="0" y="0"/>
+                      <a:ext cx="4320000" cy="2872125"/>
+                    </a:xfrm>
+                    <a:prstGeom prst="rect"/>
+                  </pic:spPr>
+                </pic:pic>
+              </a:graphicData>
+            </a:graphic>
+          </wp:inline>
+        </w:drawing>
+      </w:r>
+    </w:p>
+    <w:p>
+      <w:pPr>
+        <w:jc w:val="center"/>
+      </w:pPr>
+      <w:r>
+        <w:rPr>
+          <w:rFonts w:ascii="Times New Roman" w:hAnsi="Times New Roman" w:eastAsia="Times New Roman"/>
+          <w:b w:val="0"/>
+          <w:sz w:val="22"/>
+        </w:rPr>
+        <w:t>Рисунок 15 — Parallel Firefox (overlap proof)</w:t>
+      </w:r>
+    </w:p>
+    <w:p>
+      <w:pPr>
+        <w:pStyle w:val="Heading1"/>
+      </w:pPr>
+      <w:r>
+        <w:rPr>
+          <w:rFonts w:ascii="Times New Roman" w:hAnsi="Times New Roman" w:eastAsia="Times New Roman"/>
+          <w:b/>
+          <w:sz w:val="28"/>
+        </w:rPr>
+        <w:t>11. Заключение</w:t>
       </w:r>
     </w:p>
     <w:p>
@@ -1235,7 +1646,7 @@
           <w:b w:val="0"/>
           <w:sz w:val="24"/>
         </w:rPr>
-        <w:t>КТ 07 выполнена: официальный Selenium Grid 4, Standalone suite 5/5 PASS, Hub + Node с регистрацией Node и реальными Remote-сессиями, отчётные артефакты и скриншоты. Grid слушал только localhost. KT08+ не начинались.</w:t>
+        <w:t>КТ 07: Standalone 5/5 PASS сохранён; remediation добавил Hub+2 Nodes, Chrome+Firefox Remote-сессии и доказательство параллельного overlap. Grid только на localhost.</w:t>
       </w:r>
     </w:p>
     <w:sectPr>

--- a/reports/KT07.docx
+++ b/reports/KT07.docx
@@ -27,7 +27,7 @@
           <w:b w:val="0"/>
           <w:sz w:val="24"/>
         </w:rPr>
-        <w:t>Учебное заведение: ______________________________</w:t>
+        <w:t>Студент: Прилепов Никита Алексеевич</w:t>
       </w:r>
     </w:p>
     <w:p>
@@ -41,35 +41,7 @@
           <w:b w:val="0"/>
           <w:sz w:val="24"/>
         </w:rPr>
-        <w:t>Студент: _______________________________________</w:t>
-      </w:r>
-    </w:p>
-    <w:p>
-      <w:pPr>
-        <w:spacing w:after="120" w:line="276" w:lineRule="auto"/>
-        <w:jc w:val="center"/>
-      </w:pPr>
-      <w:r>
-        <w:rPr>
-          <w:rFonts w:ascii="Times New Roman" w:hAnsi="Times New Roman" w:eastAsia="Times New Roman"/>
-          <w:b w:val="0"/>
-          <w:sz w:val="24"/>
-        </w:rPr>
-        <w:t>Преподаватель: _________________________________</w:t>
-      </w:r>
-    </w:p>
-    <w:p>
-      <w:pPr>
-        <w:spacing w:after="120" w:line="276" w:lineRule="auto"/>
-        <w:jc w:val="center"/>
-      </w:pPr>
-      <w:r>
-        <w:rPr>
-          <w:rFonts w:ascii="Times New Roman" w:hAnsi="Times New Roman" w:eastAsia="Times New Roman"/>
-          <w:b w:val="0"/>
-          <w:sz w:val="24"/>
-        </w:rPr>
-        <w:t>Группа: ________________________________________</w:t>
+        <w:t>Группа: 4P1.23</w:t>
       </w:r>
     </w:p>
     <w:p>

--- a/reports/KT07.docx
+++ b/reports/KT07.docx
@@ -121,7 +121,7 @@
           <w:b w:val="0"/>
           <w:sz w:val="24"/>
         </w:rPr>
-        <w:t>Организовать Selenium Grid 4, выполнять браузерные тесты через RemoteWebDriver и подтвердить работу режимов Standalone и Hub + Node с реальными сессиями, логами и скриншотами.</w:t>
+        <w:t>Нужно было поднять Selenium Grid 4 у себя на машине, гонять браузерные тесты через RemoteWebDriver и показать, что работают и Standalone, и схема Hub + Node. Без реальных сессий, логов и скриншотов отчёт бы не закрыл.</w:t>
       </w:r>
     </w:p>
     <w:p>
@@ -147,7 +147,7 @@
           <w:b w:val="0"/>
           <w:sz w:val="24"/>
         </w:rPr>
-        <w:t>Standalone объединяет Router, Distributor, Session Map, Queue и Node в одном процессе. Hub + Node разделяет точку входа (Hub) и исполнитель браузеров (Node). Клиент всегда подключается к http://127.0.0.1:4444.</w:t>
+        <w:t>В Standalone Router, Distributor, Session Map, Queue и Node живут в одном процессе — удобно для старта. В режиме Hub + Node точка входа отдельная (Hub), а браузеры крутит Node. Клиент в обоих случаях ходит на http://127.0.0.1:4444.</w:t>
       </w:r>
     </w:p>
     <w:p>
@@ -160,7 +160,7 @@
           <w:b/>
           <w:sz w:val="24"/>
         </w:rPr>
-        <w:t>Важно: RemoteWebDriver на localhost — это удалённый протокол Grid, даже если Hub и браузер на одной машине. Кросс-машинный кластер в этой работе не разворачивался.</w:t>
+        <w:t>Важный момент: RemoteWebDriver на localhost — это всё равно удалённый протокол Grid, даже если Hub и браузер на одном ПК. Кластер из нескольких машин я не поднимал и на мультимашинность не претендую.</w:t>
       </w:r>
     </w:p>
     <w:p>
@@ -225,7 +225,7 @@
           <w:b w:val="0"/>
           <w:sz w:val="24"/>
         </w:rPr>
-        <w:t>Event Bus Hub/Node явно на tcp://127.0.0.1:4442 и :4443 — иначе Grid рекламировал VPN-IP (26.x) и Node не регистрировался.</w:t>
+        <w:t>Event Bus у Hub и Node явно повесил на tcp://127.0.0.1:4442 и :4443. Без этого Grid начинал светить VPN-IP (26.x), и Node просто не регистрировался — долго ловил этот момент.</w:t>
       </w:r>
     </w:p>
     <w:p>
@@ -243,7 +243,7 @@
     </w:p>
     <w:p>
       <w:pPr>
-        <w:spacing w:after="0" w:before="0"/>
+        <w:spacing w:after="0" w:before="0" w:line="240" w:lineRule="auto"/>
       </w:pPr>
       <w:r>
         <w:rPr>
@@ -256,7 +256,7 @@
     </w:p>
     <w:p>
       <w:pPr>
-        <w:spacing w:after="0" w:before="0"/>
+        <w:spacing w:after="0" w:before="0" w:line="240" w:lineRule="auto"/>
       </w:pPr>
       <w:r>
         <w:rPr>
@@ -269,7 +269,7 @@
     </w:p>
     <w:p>
       <w:pPr>
-        <w:spacing w:after="0" w:before="0"/>
+        <w:spacing w:after="0" w:before="0" w:line="240" w:lineRule="auto"/>
       </w:pPr>
       <w:r>
         <w:rPr>
@@ -282,7 +282,7 @@
     </w:p>
     <w:p>
       <w:pPr>
-        <w:spacing w:after="0" w:before="0"/>
+        <w:spacing w:after="0" w:before="0" w:line="240" w:lineRule="auto"/>
       </w:pPr>
       <w:r>
         <w:rPr>
@@ -295,7 +295,7 @@
     </w:p>
     <w:p>
       <w:pPr>
-        <w:spacing w:after="0" w:before="0"/>
+        <w:spacing w:after="0" w:before="0" w:line="240" w:lineRule="auto"/>
       </w:pPr>
       <w:r>
         <w:rPr>
@@ -308,7 +308,7 @@
     </w:p>
     <w:p>
       <w:pPr>
-        <w:spacing w:after="0" w:before="0"/>
+        <w:spacing w:after="0" w:before="0" w:line="240" w:lineRule="auto"/>
       </w:pPr>
       <w:r>
         <w:rPr>
@@ -321,7 +321,7 @@
     </w:p>
     <w:p>
       <w:pPr>
-        <w:spacing w:after="0" w:before="0"/>
+        <w:spacing w:after="0" w:before="0" w:line="240" w:lineRule="auto"/>
       </w:pPr>
       <w:r>
         <w:rPr>
@@ -334,7 +334,7 @@
     </w:p>
     <w:p>
       <w:pPr>
-        <w:spacing w:after="0" w:before="0"/>
+        <w:spacing w:after="0" w:before="0" w:line="240" w:lineRule="auto"/>
       </w:pPr>
       <w:r>
         <w:rPr>
@@ -347,7 +347,7 @@
     </w:p>
     <w:p>
       <w:pPr>
-        <w:spacing w:after="0" w:before="0"/>
+        <w:spacing w:after="0" w:before="0" w:line="240" w:lineRule="auto"/>
       </w:pPr>
       <w:r>
         <w:rPr>
@@ -360,7 +360,7 @@
     </w:p>
     <w:p>
       <w:pPr>
-        <w:spacing w:after="0" w:before="0"/>
+        <w:spacing w:after="0" w:before="0" w:line="240" w:lineRule="auto"/>
       </w:pPr>
       <w:r>
         <w:rPr>
@@ -394,12 +394,12 @@
           <w:b w:val="0"/>
           <w:sz w:val="24"/>
         </w:rPr>
-        <w:t>Фикстура grid_driver создаёт webdriver.Remote(command_executor=grid_url, options=ChromeOptions()) и не заменяет локальный driver KT01–KT05. Фикстуры отдаются HTTP-сервером (не file://).</w:t>
+        <w:t>Фикстура grid_driver создаёт webdriver.Remote(command_executor=grid_url, options=ChromeOptions()) и не трогает локальный driver из KT01–KT05. HTML-фикстуры отдаёт обычный HTTP-сервер, не file:// — иначе Grid иногда капризничает.</w:t>
       </w:r>
     </w:p>
     <w:p>
       <w:pPr>
-        <w:spacing w:after="0" w:before="0"/>
+        <w:spacing w:after="0" w:before="0" w:line="240" w:lineRule="auto"/>
       </w:pPr>
       <w:r>
         <w:rPr>
@@ -412,7 +412,7 @@
     </w:p>
     <w:p>
       <w:pPr>
-        <w:spacing w:after="0" w:before="0"/>
+        <w:spacing w:after="0" w:before="0" w:line="240" w:lineRule="auto"/>
       </w:pPr>
       <w:r>
         <w:rPr>
@@ -425,7 +425,7 @@
     </w:p>
     <w:p>
       <w:pPr>
-        <w:spacing w:after="0" w:before="0"/>
+        <w:spacing w:after="0" w:before="0" w:line="240" w:lineRule="auto"/>
       </w:pPr>
       <w:r>
         <w:rPr>
@@ -438,7 +438,7 @@
     </w:p>
     <w:p>
       <w:pPr>
-        <w:spacing w:after="0" w:before="0"/>
+        <w:spacing w:after="0" w:before="0" w:line="240" w:lineRule="auto"/>
       </w:pPr>
       <w:r>
         <w:rPr>
@@ -472,7 +472,7 @@
           <w:b w:val="0"/>
           <w:sz w:val="24"/>
         </w:rPr>
-        <w:t>Диагностика: 1 PASS. Полный suite: 5 passed in 4.88s, exit 0.</w:t>
+        <w:t>Диагностику начал с одного кейса — PASS. Потом полный suite: 5 passed in 4.88s, exit 0.</w:t>
       </w:r>
     </w:p>
     <w:tbl>
@@ -482,14 +482,14 @@
         <w:tblLook w:firstColumn="1" w:firstRow="1" w:lastColumn="0" w:lastRow="0" w:noHBand="0" w:noVBand="1" w:val="04A0"/>
       </w:tblPr>
       <w:tblGrid>
-        <w:gridCol w:w="3324"/>
-        <w:gridCol w:w="3324"/>
-        <w:gridCol w:w="3324"/>
+        <w:gridCol w:w="3213"/>
+        <w:gridCol w:w="3213"/>
+        <w:gridCol w:w="3213"/>
       </w:tblGrid>
       <w:tr>
         <w:tc>
           <w:tcPr>
-            <w:tcW w:type="dxa" w:w="3324"/>
+            <w:tcW w:type="dxa" w:w="3213"/>
           </w:tcPr>
           <w:p>
             <w:r>
@@ -499,7 +499,7 @@
         </w:tc>
         <w:tc>
           <w:tcPr>
-            <w:tcW w:type="dxa" w:w="3324"/>
+            <w:tcW w:type="dxa" w:w="3213"/>
           </w:tcPr>
           <w:p>
             <w:r>
@@ -509,7 +509,7 @@
         </w:tc>
         <w:tc>
           <w:tcPr>
-            <w:tcW w:type="dxa" w:w="3324"/>
+            <w:tcW w:type="dxa" w:w="3213"/>
           </w:tcPr>
           <w:p>
             <w:r>
@@ -521,7 +521,7 @@
       <w:tr>
         <w:tc>
           <w:tcPr>
-            <w:tcW w:type="dxa" w:w="3324"/>
+            <w:tcW w:type="dxa" w:w="3213"/>
           </w:tcPr>
           <w:p>
             <w:r>
@@ -531,7 +531,7 @@
         </w:tc>
         <w:tc>
           <w:tcPr>
-            <w:tcW w:type="dxa" w:w="3324"/>
+            <w:tcW w:type="dxa" w:w="3213"/>
           </w:tcPr>
           <w:p>
             <w:r>
@@ -541,7 +541,7 @@
         </w:tc>
         <w:tc>
           <w:tcPr>
-            <w:tcW w:type="dxa" w:w="3324"/>
+            <w:tcW w:type="dxa" w:w="3213"/>
           </w:tcPr>
           <w:p>
             <w:r>
@@ -553,7 +553,7 @@
       <w:tr>
         <w:tc>
           <w:tcPr>
-            <w:tcW w:type="dxa" w:w="3324"/>
+            <w:tcW w:type="dxa" w:w="3213"/>
           </w:tcPr>
           <w:p>
             <w:r>
@@ -563,7 +563,7 @@
         </w:tc>
         <w:tc>
           <w:tcPr>
-            <w:tcW w:type="dxa" w:w="3324"/>
+            <w:tcW w:type="dxa" w:w="3213"/>
           </w:tcPr>
           <w:p>
             <w:r>
@@ -573,7 +573,7 @@
         </w:tc>
         <w:tc>
           <w:tcPr>
-            <w:tcW w:type="dxa" w:w="3324"/>
+            <w:tcW w:type="dxa" w:w="3213"/>
           </w:tcPr>
           <w:p>
             <w:r>
@@ -585,7 +585,7 @@
       <w:tr>
         <w:tc>
           <w:tcPr>
-            <w:tcW w:type="dxa" w:w="3324"/>
+            <w:tcW w:type="dxa" w:w="3213"/>
           </w:tcPr>
           <w:p>
             <w:r>
@@ -595,7 +595,7 @@
         </w:tc>
         <w:tc>
           <w:tcPr>
-            <w:tcW w:type="dxa" w:w="3324"/>
+            <w:tcW w:type="dxa" w:w="3213"/>
           </w:tcPr>
           <w:p>
             <w:r>
@@ -605,7 +605,7 @@
         </w:tc>
         <w:tc>
           <w:tcPr>
-            <w:tcW w:type="dxa" w:w="3324"/>
+            <w:tcW w:type="dxa" w:w="3213"/>
           </w:tcPr>
           <w:p>
             <w:r>
@@ -617,7 +617,7 @@
       <w:tr>
         <w:tc>
           <w:tcPr>
-            <w:tcW w:type="dxa" w:w="3324"/>
+            <w:tcW w:type="dxa" w:w="3213"/>
           </w:tcPr>
           <w:p>
             <w:r>
@@ -627,7 +627,7 @@
         </w:tc>
         <w:tc>
           <w:tcPr>
-            <w:tcW w:type="dxa" w:w="3324"/>
+            <w:tcW w:type="dxa" w:w="3213"/>
           </w:tcPr>
           <w:p>
             <w:r>
@@ -637,7 +637,7 @@
         </w:tc>
         <w:tc>
           <w:tcPr>
-            <w:tcW w:type="dxa" w:w="3324"/>
+            <w:tcW w:type="dxa" w:w="3213"/>
           </w:tcPr>
           <w:p>
             <w:r>
@@ -649,7 +649,7 @@
       <w:tr>
         <w:tc>
           <w:tcPr>
-            <w:tcW w:type="dxa" w:w="3324"/>
+            <w:tcW w:type="dxa" w:w="3213"/>
           </w:tcPr>
           <w:p>
             <w:r>
@@ -659,7 +659,7 @@
         </w:tc>
         <w:tc>
           <w:tcPr>
-            <w:tcW w:type="dxa" w:w="3324"/>
+            <w:tcW w:type="dxa" w:w="3213"/>
           </w:tcPr>
           <w:p>
             <w:r>
@@ -669,7 +669,7 @@
         </w:tc>
         <w:tc>
           <w:tcPr>
-            <w:tcW w:type="dxa" w:w="3324"/>
+            <w:tcW w:type="dxa" w:w="3213"/>
           </w:tcPr>
           <w:p>
             <w:r>
@@ -693,7 +693,7 @@
     </w:p>
     <w:p>
       <w:pPr>
-        <w:spacing w:after="0" w:before="0"/>
+        <w:spacing w:after="0" w:before="0" w:line="240" w:lineRule="auto"/>
       </w:pPr>
       <w:r>
         <w:rPr>
@@ -727,7 +727,7 @@
           <w:b w:val="0"/>
           <w:sz w:val="24"/>
         </w:rPr>
-        <w:t>После остановки Standalone запущены Hub (:4444) и Node (:5556). Статус: ready=true, nodes=1, uri Node = http://127.0.0.1:5556. Доказательство сессий: 2 PASS (session + navigate).</w:t>
+        <w:t>Standalone остановил и поднял Hub на :4444 плюс Node на :5556. Статус: ready=true, nodes=1, uri Node = http://127.0.0.1:5556. Что сессии реально идут через Node, проверил двумя тестами (session + navigate) — оба PASS.</w:t>
       </w:r>
     </w:p>
     <w:p>
@@ -753,12 +753,12 @@
           <w:b w:val="0"/>
           <w:sz w:val="24"/>
         </w:rPr>
-        <w:t>Добавлен режим Hub + Node A (:5556) + Node B (:5557). Статус Grid: ready=true, nodes=2. Multi-browser suite Chrome+Firefox: 4 passed in 7.72s. Параллельный proof: simultaneous Chrome+Firefox Remote-сессии с пересечением hold-интервалов (parallel_overlap=true).</w:t>
+        <w:t>Дальше добавил режим Hub + Node A (:5556) + Node B (:5557). В статусе Grid было ready=true, nodes=2. Multi-browser suite Chrome+Firefox: 4 passed in 7.72s. Параллельный proof: одновременно держались Chrome и Firefox Remote-сессии, интервалы hold пересеклись (parallel_overlap=true). Это как раз и показывает, что Grid раздаёт сессии параллельно, а не «по очереди втихую».</w:t>
       </w:r>
     </w:p>
     <w:p>
       <w:pPr>
-        <w:spacing w:after="0" w:before="0"/>
+        <w:spacing w:after="0" w:before="0" w:line="240" w:lineRule="auto"/>
       </w:pPr>
       <w:r>
         <w:rPr>
@@ -771,7 +771,7 @@
     </w:p>
     <w:p>
       <w:pPr>
-        <w:spacing w:after="0" w:before="0"/>
+        <w:spacing w:after="0" w:before="0" w:line="240" w:lineRule="auto"/>
       </w:pPr>
       <w:r>
         <w:rPr>
@@ -784,7 +784,7 @@
     </w:p>
     <w:p>
       <w:pPr>
-        <w:spacing w:after="0" w:before="0"/>
+        <w:spacing w:after="0" w:before="0" w:line="240" w:lineRule="auto"/>
       </w:pPr>
       <w:r>
         <w:rPr>
@@ -797,7 +797,7 @@
     </w:p>
     <w:p>
       <w:pPr>
-        <w:spacing w:after="0" w:before="0"/>
+        <w:spacing w:after="0" w:before="0" w:line="240" w:lineRule="auto"/>
       </w:pPr>
       <w:r>
         <w:rPr>
@@ -810,7 +810,7 @@
     </w:p>
     <w:p>
       <w:pPr>
-        <w:spacing w:after="0" w:before="0"/>
+        <w:spacing w:after="0" w:before="0" w:line="240" w:lineRule="auto"/>
       </w:pPr>
       <w:r>
         <w:rPr>
@@ -823,7 +823,7 @@
     </w:p>
     <w:p>
       <w:pPr>
-        <w:spacing w:after="0" w:before="0"/>
+        <w:spacing w:after="0" w:before="0" w:line="240" w:lineRule="auto"/>
       </w:pPr>
       <w:r>
         <w:rPr>
@@ -1618,11 +1618,11 @@
           <w:b w:val="0"/>
           <w:sz w:val="24"/>
         </w:rPr>
-        <w:t>КТ 07: Standalone 5/5 PASS сохранён; remediation добавил Hub+2 Nodes, Chrome+Firefox Remote-сессии и доказательство параллельного overlap. Grid только на localhost.</w:t>
+        <w:t>По КТ 07 Standalone остаётся 5 passed in 4.88s. На remediation добавил Hub + два Node, прогнал Chrome+Firefox (4 passed in 7.72s) и зафиксировал parallel_overlap. Весь Grid сидел на 127.0.0.1 — это локальный стенд, не ферма из нескольких ПК. Главный практический вывод: без явного Event Bus на localhost Node легко «теряется» из-за VPN-интерфейса, и это лучше проверить health_check до прогона suite.</w:t>
       </w:r>
     </w:p>
     <w:sectPr>
-      <w:pgSz w:w="12240" w:h="15840"/>
+      <w:pgSz w:w="11906" w:h="16838"/>
       <w:pgMar w:top="1134" w:right="850" w:bottom="1134" w:left="1417" w:header="720" w:footer="720" w:gutter="0"/>
       <w:cols w:space="720"/>
       <w:docGrid w:linePitch="360"/>
